--- a/materialien/Welt2_Rangliste/5_Loesungen/AQ_W2_AB3_LSG.docx
+++ b/materialien/Welt2_Rangliste/5_Loesungen/AQ_W2_AB3_LSG.docx
@@ -5023,13 +5023,12 @@
         <w:tblLayout w:type="fixed"/>
       </w:tblPr>
       <w:tblGrid>
-        <w:gridCol w:w="1253"/>
-        <w:gridCol w:w="771"/>
-        <w:gridCol w:w="771"/>
-        <w:gridCol w:w="771"/>
-        <w:gridCol w:w="1157"/>
-        <w:gridCol w:w="2602"/>
-        <w:gridCol w:w="2313"/>
+        <w:gridCol w:w="1716"/>
+        <w:gridCol w:w="1056"/>
+        <w:gridCol w:w="1056"/>
+        <w:gridCol w:w="1056"/>
+        <w:gridCol w:w="1585"/>
+        <w:gridCol w:w="3168"/>
       </w:tblGrid>
       <w:tr>
         <w:trPr>
@@ -5038,7 +5037,7 @@
         </w:trPr>
         <w:tc>
           <w:tcPr>
-            <w:tcW w:type="dxa" w:w="1253"/>
+            <w:tcW w:type="dxa" w:w="1716"/>
             <w:shd w:fill="1F4E79" w:color="auto" w:val="clear"/>
             <w:tcMar>
               <w:top w:type="dxa" w:w="50"/>
@@ -5068,7 +5067,7 @@
         </w:tc>
         <w:tc>
           <w:tcPr>
-            <w:tcW w:type="dxa" w:w="771"/>
+            <w:tcW w:type="dxa" w:w="1056"/>
             <w:shd w:fill="1F4E79" w:color="auto" w:val="clear"/>
             <w:tcMar>
               <w:top w:type="dxa" w:w="50"/>
@@ -5098,7 +5097,7 @@
         </w:tc>
         <w:tc>
           <w:tcPr>
-            <w:tcW w:type="dxa" w:w="771"/>
+            <w:tcW w:type="dxa" w:w="1056"/>
             <w:shd w:fill="1F4E79" w:color="auto" w:val="clear"/>
             <w:tcMar>
               <w:top w:type="dxa" w:w="50"/>
@@ -5128,7 +5127,7 @@
         </w:tc>
         <w:tc>
           <w:tcPr>
-            <w:tcW w:type="dxa" w:w="771"/>
+            <w:tcW w:type="dxa" w:w="1056"/>
             <w:shd w:fill="1F4E79" w:color="auto" w:val="clear"/>
             <w:tcMar>
               <w:top w:type="dxa" w:w="50"/>
@@ -5158,7 +5157,7 @@
         </w:tc>
         <w:tc>
           <w:tcPr>
-            <w:tcW w:type="dxa" w:w="1157"/>
+            <w:tcW w:type="dxa" w:w="1585"/>
             <w:shd w:fill="1F4E79" w:color="auto" w:val="clear"/>
             <w:tcMar>
               <w:top w:type="dxa" w:w="50"/>
@@ -5188,37 +5187,7 @@
         </w:tc>
         <w:tc>
           <w:tcPr>
-            <w:tcW w:type="dxa" w:w="2602"/>
-            <w:shd w:fill="1F4E79" w:color="auto" w:val="clear"/>
-            <w:tcMar>
-              <w:top w:type="dxa" w:w="50"/>
-              <w:left w:type="dxa" w:w="100"/>
-              <w:bottom w:type="dxa" w:w="50"/>
-              <w:right w:type="dxa" w:w="100"/>
-            </w:tcMar>
-            <w:vAlign w:val="center"/>
-          </w:tcPr>
-          <w:p>
-            <w:pPr>
-              <w:spacing w:after="0" w:line="252"/>
-              <w:jc w:val="center"/>
-            </w:pPr>
-            <w:r>
-              <w:rPr>
-                <w:rFonts w:ascii="Calibri" w:cs="Calibri" w:eastAsia="Calibri" w:hAnsi="Calibri"/>
-                <w:b/>
-                <w:bCs/>
-                <w:color w:val="FFFFFF"/>
-                <w:sz w:val="19"/>
-                <w:szCs w:val="19"/>
-              </w:rPr>
-              <w:t xml:space="preserve">Vergleich mit x</w:t>
-            </w:r>
-          </w:p>
-        </w:tc>
-        <w:tc>
-          <w:tcPr>
-            <w:tcW w:type="dxa" w:w="2313"/>
+            <w:tcW w:type="dxa" w:w="3168"/>
             <w:shd w:fill="1F4E79" w:color="auto" w:val="clear"/>
             <w:tcMar>
               <w:top w:type="dxa" w:w="50"/>
@@ -5253,7 +5222,7 @@
         </w:trPr>
         <w:tc>
           <w:tcPr>
-            <w:tcW w:type="dxa" w:w="1253"/>
+            <w:tcW w:type="dxa" w:w="1716"/>
             <w:tcMar>
               <w:top w:type="dxa" w:w="50"/>
               <w:left w:type="dxa" w:w="100"/>
@@ -5280,7 +5249,7 @@
         </w:tc>
         <w:tc>
           <w:tcPr>
-            <w:tcW w:type="dxa" w:w="771"/>
+            <w:tcW w:type="dxa" w:w="1056"/>
             <w:tcMar>
               <w:top w:type="dxa" w:w="50"/>
               <w:left w:type="dxa" w:w="100"/>
@@ -5307,7 +5276,7 @@
         </w:tc>
         <w:tc>
           <w:tcPr>
-            <w:tcW w:type="dxa" w:w="771"/>
+            <w:tcW w:type="dxa" w:w="1056"/>
             <w:tcMar>
               <w:top w:type="dxa" w:w="50"/>
               <w:left w:type="dxa" w:w="100"/>
@@ -5334,7 +5303,7 @@
         </w:tc>
         <w:tc>
           <w:tcPr>
-            <w:tcW w:type="dxa" w:w="771"/>
+            <w:tcW w:type="dxa" w:w="1056"/>
             <w:tcMar>
               <w:top w:type="dxa" w:w="50"/>
               <w:left w:type="dxa" w:w="100"/>
@@ -5361,7 +5330,7 @@
         </w:tc>
         <w:tc>
           <w:tcPr>
-            <w:tcW w:type="dxa" w:w="1157"/>
+            <w:tcW w:type="dxa" w:w="1585"/>
             <w:tcMar>
               <w:top w:type="dxa" w:w="50"/>
               <w:left w:type="dxa" w:w="100"/>
@@ -5388,34 +5357,7 @@
         </w:tc>
         <w:tc>
           <w:tcPr>
-            <w:tcW w:type="dxa" w:w="2602"/>
-            <w:tcMar>
-              <w:top w:type="dxa" w:w="50"/>
-              <w:left w:type="dxa" w:w="100"/>
-              <w:bottom w:type="dxa" w:w="50"/>
-              <w:right w:type="dxa" w:w="100"/>
-            </w:tcMar>
-            <w:vAlign w:val="center"/>
-          </w:tcPr>
-          <w:p>
-            <w:pPr>
-              <w:spacing w:after="0" w:line="252"/>
-              <w:jc w:val="center"/>
-            </w:pPr>
-            <w:r>
-              <w:rPr>
-                <w:rFonts w:ascii="Calibri" w:cs="Calibri" w:eastAsia="Calibri" w:hAnsi="Calibri"/>
-                <w:color w:val="222222"/>
-                <w:sz w:val="19"/>
-                <w:szCs w:val="19"/>
-              </w:rPr>
-              <w:t xml:space="preserve">610 &lt; 820</w:t>
-            </w:r>
-          </w:p>
-        </w:tc>
-        <w:tc>
-          <w:tcPr>
-            <w:tcW w:type="dxa" w:w="2313"/>
+            <w:tcW w:type="dxa" w:w="3168"/>
             <w:tcMar>
               <w:top w:type="dxa" w:w="50"/>
               <w:left w:type="dxa" w:w="100"/>
@@ -5447,7 +5389,7 @@
         </w:trPr>
         <w:tc>
           <w:tcPr>
-            <w:tcW w:type="dxa" w:w="1253"/>
+            <w:tcW w:type="dxa" w:w="1716"/>
             <w:tcMar>
               <w:top w:type="dxa" w:w="50"/>
               <w:left w:type="dxa" w:w="100"/>
@@ -5474,7 +5416,7 @@
         </w:tc>
         <w:tc>
           <w:tcPr>
-            <w:tcW w:type="dxa" w:w="771"/>
+            <w:tcW w:type="dxa" w:w="1056"/>
             <w:tcMar>
               <w:top w:type="dxa" w:w="50"/>
               <w:left w:type="dxa" w:w="100"/>
@@ -5501,7 +5443,7 @@
         </w:tc>
         <w:tc>
           <w:tcPr>
-            <w:tcW w:type="dxa" w:w="771"/>
+            <w:tcW w:type="dxa" w:w="1056"/>
             <w:tcMar>
               <w:top w:type="dxa" w:w="50"/>
               <w:left w:type="dxa" w:w="100"/>
@@ -5528,7 +5470,7 @@
         </w:tc>
         <w:tc>
           <w:tcPr>
-            <w:tcW w:type="dxa" w:w="771"/>
+            <w:tcW w:type="dxa" w:w="1056"/>
             <w:tcMar>
               <w:top w:type="dxa" w:w="50"/>
               <w:left w:type="dxa" w:w="100"/>
@@ -5555,7 +5497,7 @@
         </w:tc>
         <w:tc>
           <w:tcPr>
-            <w:tcW w:type="dxa" w:w="1157"/>
+            <w:tcW w:type="dxa" w:w="1585"/>
             <w:tcMar>
               <w:top w:type="dxa" w:w="50"/>
               <w:left w:type="dxa" w:w="100"/>
@@ -5582,34 +5524,7 @@
         </w:tc>
         <w:tc>
           <w:tcPr>
-            <w:tcW w:type="dxa" w:w="2602"/>
-            <w:tcMar>
-              <w:top w:type="dxa" w:w="50"/>
-              <w:left w:type="dxa" w:w="100"/>
-              <w:bottom w:type="dxa" w:w="50"/>
-              <w:right w:type="dxa" w:w="100"/>
-            </w:tcMar>
-            <w:vAlign w:val="center"/>
-          </w:tcPr>
-          <w:p>
-            <w:pPr>
-              <w:spacing w:after="0" w:line="252"/>
-              <w:jc w:val="center"/>
-            </w:pPr>
-            <w:r>
-              <w:rPr>
-                <w:rFonts w:ascii="Calibri" w:cs="Calibri" w:eastAsia="Calibri" w:hAnsi="Calibri"/>
-                <w:color w:val="222222"/>
-                <w:sz w:val="19"/>
-                <w:szCs w:val="19"/>
-              </w:rPr>
-              <w:t xml:space="preserve">905 &gt; 820</w:t>
-            </w:r>
-          </w:p>
-        </w:tc>
-        <w:tc>
-          <w:tcPr>
-            <w:tcW w:type="dxa" w:w="2313"/>
+            <w:tcW w:type="dxa" w:w="3168"/>
             <w:tcMar>
               <w:top w:type="dxa" w:w="50"/>
               <w:left w:type="dxa" w:w="100"/>
@@ -5641,7 +5556,7 @@
         </w:trPr>
         <w:tc>
           <w:tcPr>
-            <w:tcW w:type="dxa" w:w="1253"/>
+            <w:tcW w:type="dxa" w:w="1716"/>
             <w:tcMar>
               <w:top w:type="dxa" w:w="50"/>
               <w:left w:type="dxa" w:w="100"/>
@@ -5668,7 +5583,7 @@
         </w:tc>
         <w:tc>
           <w:tcPr>
-            <w:tcW w:type="dxa" w:w="771"/>
+            <w:tcW w:type="dxa" w:w="1056"/>
             <w:tcMar>
               <w:top w:type="dxa" w:w="50"/>
               <w:left w:type="dxa" w:w="100"/>
@@ -5695,7 +5610,7 @@
         </w:tc>
         <w:tc>
           <w:tcPr>
-            <w:tcW w:type="dxa" w:w="771"/>
+            <w:tcW w:type="dxa" w:w="1056"/>
             <w:tcMar>
               <w:top w:type="dxa" w:w="50"/>
               <w:left w:type="dxa" w:w="100"/>
@@ -5722,7 +5637,7 @@
         </w:tc>
         <w:tc>
           <w:tcPr>
-            <w:tcW w:type="dxa" w:w="771"/>
+            <w:tcW w:type="dxa" w:w="1056"/>
             <w:tcMar>
               <w:top w:type="dxa" w:w="50"/>
               <w:left w:type="dxa" w:w="100"/>
@@ -5749,7 +5664,7 @@
         </w:tc>
         <w:tc>
           <w:tcPr>
-            <w:tcW w:type="dxa" w:w="1157"/>
+            <w:tcW w:type="dxa" w:w="1585"/>
             <w:tcMar>
               <w:top w:type="dxa" w:w="50"/>
               <w:left w:type="dxa" w:w="100"/>
@@ -5776,34 +5691,7 @@
         </w:tc>
         <w:tc>
           <w:tcPr>
-            <w:tcW w:type="dxa" w:w="2602"/>
-            <w:tcMar>
-              <w:top w:type="dxa" w:w="50"/>
-              <w:left w:type="dxa" w:w="100"/>
-              <w:bottom w:type="dxa" w:w="50"/>
-              <w:right w:type="dxa" w:w="100"/>
-            </w:tcMar>
-            <w:vAlign w:val="center"/>
-          </w:tcPr>
-          <w:p>
-            <w:pPr>
-              <w:spacing w:after="0" w:line="252"/>
-              <w:jc w:val="center"/>
-            </w:pPr>
-            <w:r>
-              <w:rPr>
-                <w:rFonts w:ascii="Calibri" w:cs="Calibri" w:eastAsia="Calibri" w:hAnsi="Calibri"/>
-                <w:color w:val="222222"/>
-                <w:sz w:val="19"/>
-                <w:szCs w:val="19"/>
-              </w:rPr>
-              <w:t xml:space="preserve">750 &lt; 820</w:t>
-            </w:r>
-          </w:p>
-        </w:tc>
-        <w:tc>
-          <w:tcPr>
-            <w:tcW w:type="dxa" w:w="2313"/>
+            <w:tcW w:type="dxa" w:w="3168"/>
             <w:tcMar>
               <w:top w:type="dxa" w:w="50"/>
               <w:left w:type="dxa" w:w="100"/>
@@ -5835,7 +5723,7 @@
         </w:trPr>
         <w:tc>
           <w:tcPr>
-            <w:tcW w:type="dxa" w:w="1253"/>
+            <w:tcW w:type="dxa" w:w="1716"/>
             <w:tcMar>
               <w:top w:type="dxa" w:w="50"/>
               <w:left w:type="dxa" w:w="100"/>
@@ -5862,7 +5750,7 @@
         </w:tc>
         <w:tc>
           <w:tcPr>
-            <w:tcW w:type="dxa" w:w="771"/>
+            <w:tcW w:type="dxa" w:w="1056"/>
             <w:tcMar>
               <w:top w:type="dxa" w:w="50"/>
               <w:left w:type="dxa" w:w="100"/>
@@ -5889,7 +5777,7 @@
         </w:tc>
         <w:tc>
           <w:tcPr>
-            <w:tcW w:type="dxa" w:w="771"/>
+            <w:tcW w:type="dxa" w:w="1056"/>
             <w:tcMar>
               <w:top w:type="dxa" w:w="50"/>
               <w:left w:type="dxa" w:w="100"/>
@@ -5916,7 +5804,7 @@
         </w:tc>
         <w:tc>
           <w:tcPr>
-            <w:tcW w:type="dxa" w:w="771"/>
+            <w:tcW w:type="dxa" w:w="1056"/>
             <w:tcMar>
               <w:top w:type="dxa" w:w="50"/>
               <w:left w:type="dxa" w:w="100"/>
@@ -5943,7 +5831,7 @@
         </w:tc>
         <w:tc>
           <w:tcPr>
-            <w:tcW w:type="dxa" w:w="1157"/>
+            <w:tcW w:type="dxa" w:w="1585"/>
             <w:tcMar>
               <w:top w:type="dxa" w:w="50"/>
               <w:left w:type="dxa" w:w="100"/>
@@ -5970,34 +5858,7 @@
         </w:tc>
         <w:tc>
           <w:tcPr>
-            <w:tcW w:type="dxa" w:w="2602"/>
-            <w:tcMar>
-              <w:top w:type="dxa" w:w="50"/>
-              <w:left w:type="dxa" w:w="100"/>
-              <w:bottom w:type="dxa" w:w="50"/>
-              <w:right w:type="dxa" w:w="100"/>
-            </w:tcMar>
-            <w:vAlign w:val="center"/>
-          </w:tcPr>
-          <w:p>
-            <w:pPr>
-              <w:spacing w:after="0" w:line="252"/>
-              <w:jc w:val="center"/>
-            </w:pPr>
-            <w:r>
-              <w:rPr>
-                <w:rFonts w:ascii="Calibri" w:cs="Calibri" w:eastAsia="Calibri" w:hAnsi="Calibri"/>
-                <w:color w:val="222222"/>
-                <w:sz w:val="19"/>
-                <w:szCs w:val="19"/>
-              </w:rPr>
-              <w:t xml:space="preserve">820 = 820</w:t>
-            </w:r>
-          </w:p>
-        </w:tc>
-        <w:tc>
-          <w:tcPr>
-            <w:tcW w:type="dxa" w:w="2313"/>
+            <w:tcW w:type="dxa" w:w="3168"/>
             <w:tcMar>
               <w:top w:type="dxa" w:w="50"/>
               <w:left w:type="dxa" w:w="100"/>
@@ -6118,13 +5979,12 @@
         <w:tblLayout w:type="fixed"/>
       </w:tblPr>
       <w:tblGrid>
-        <w:gridCol w:w="1253"/>
-        <w:gridCol w:w="771"/>
-        <w:gridCol w:w="771"/>
-        <w:gridCol w:w="771"/>
-        <w:gridCol w:w="1157"/>
-        <w:gridCol w:w="2602"/>
-        <w:gridCol w:w="2313"/>
+        <w:gridCol w:w="1716"/>
+        <w:gridCol w:w="1056"/>
+        <w:gridCol w:w="1056"/>
+        <w:gridCol w:w="1056"/>
+        <w:gridCol w:w="1585"/>
+        <w:gridCol w:w="3168"/>
       </w:tblGrid>
       <w:tr>
         <w:trPr>
@@ -6133,7 +5993,7 @@
         </w:trPr>
         <w:tc>
           <w:tcPr>
-            <w:tcW w:type="dxa" w:w="1253"/>
+            <w:tcW w:type="dxa" w:w="1716"/>
             <w:shd w:fill="1F4E79" w:color="auto" w:val="clear"/>
             <w:tcMar>
               <w:top w:type="dxa" w:w="50"/>
@@ -6163,7 +6023,7 @@
         </w:tc>
         <w:tc>
           <w:tcPr>
-            <w:tcW w:type="dxa" w:w="771"/>
+            <w:tcW w:type="dxa" w:w="1056"/>
             <w:shd w:fill="1F4E79" w:color="auto" w:val="clear"/>
             <w:tcMar>
               <w:top w:type="dxa" w:w="50"/>
@@ -6193,7 +6053,7 @@
         </w:tc>
         <w:tc>
           <w:tcPr>
-            <w:tcW w:type="dxa" w:w="771"/>
+            <w:tcW w:type="dxa" w:w="1056"/>
             <w:shd w:fill="1F4E79" w:color="auto" w:val="clear"/>
             <w:tcMar>
               <w:top w:type="dxa" w:w="50"/>
@@ -6223,7 +6083,7 @@
         </w:tc>
         <w:tc>
           <w:tcPr>
-            <w:tcW w:type="dxa" w:w="771"/>
+            <w:tcW w:type="dxa" w:w="1056"/>
             <w:shd w:fill="1F4E79" w:color="auto" w:val="clear"/>
             <w:tcMar>
               <w:top w:type="dxa" w:w="50"/>
@@ -6253,7 +6113,7 @@
         </w:tc>
         <w:tc>
           <w:tcPr>
-            <w:tcW w:type="dxa" w:w="1157"/>
+            <w:tcW w:type="dxa" w:w="1585"/>
             <w:shd w:fill="1F4E79" w:color="auto" w:val="clear"/>
             <w:tcMar>
               <w:top w:type="dxa" w:w="50"/>
@@ -6283,37 +6143,7 @@
         </w:tc>
         <w:tc>
           <w:tcPr>
-            <w:tcW w:type="dxa" w:w="2602"/>
-            <w:shd w:fill="1F4E79" w:color="auto" w:val="clear"/>
-            <w:tcMar>
-              <w:top w:type="dxa" w:w="50"/>
-              <w:left w:type="dxa" w:w="100"/>
-              <w:bottom w:type="dxa" w:w="50"/>
-              <w:right w:type="dxa" w:w="100"/>
-            </w:tcMar>
-            <w:vAlign w:val="center"/>
-          </w:tcPr>
-          <w:p>
-            <w:pPr>
-              <w:spacing w:after="0" w:line="252"/>
-              <w:jc w:val="center"/>
-            </w:pPr>
-            <w:r>
-              <w:rPr>
-                <w:rFonts w:ascii="Calibri" w:cs="Calibri" w:eastAsia="Calibri" w:hAnsi="Calibri"/>
-                <w:b/>
-                <w:bCs/>
-                <w:color w:val="FFFFFF"/>
-                <w:sz w:val="19"/>
-                <w:szCs w:val="19"/>
-              </w:rPr>
-              <w:t xml:space="preserve">Vergleich mit x</w:t>
-            </w:r>
-          </w:p>
-        </w:tc>
-        <w:tc>
-          <w:tcPr>
-            <w:tcW w:type="dxa" w:w="2313"/>
+            <w:tcW w:type="dxa" w:w="3168"/>
             <w:shd w:fill="1F4E79" w:color="auto" w:val="clear"/>
             <w:tcMar>
               <w:top w:type="dxa" w:w="50"/>
@@ -6348,7 +6178,7 @@
         </w:trPr>
         <w:tc>
           <w:tcPr>
-            <w:tcW w:type="dxa" w:w="1253"/>
+            <w:tcW w:type="dxa" w:w="1716"/>
             <w:tcMar>
               <w:top w:type="dxa" w:w="50"/>
               <w:left w:type="dxa" w:w="100"/>
@@ -6375,7 +6205,7 @@
         </w:tc>
         <w:tc>
           <w:tcPr>
-            <w:tcW w:type="dxa" w:w="771"/>
+            <w:tcW w:type="dxa" w:w="1056"/>
             <w:tcMar>
               <w:top w:type="dxa" w:w="50"/>
               <w:left w:type="dxa" w:w="100"/>
@@ -6402,7 +6232,7 @@
         </w:tc>
         <w:tc>
           <w:tcPr>
-            <w:tcW w:type="dxa" w:w="771"/>
+            <w:tcW w:type="dxa" w:w="1056"/>
             <w:tcMar>
               <w:top w:type="dxa" w:w="50"/>
               <w:left w:type="dxa" w:w="100"/>
@@ -6429,7 +6259,7 @@
         </w:tc>
         <w:tc>
           <w:tcPr>
-            <w:tcW w:type="dxa" w:w="771"/>
+            <w:tcW w:type="dxa" w:w="1056"/>
             <w:tcMar>
               <w:top w:type="dxa" w:w="50"/>
               <w:left w:type="dxa" w:w="100"/>
@@ -6456,7 +6286,7 @@
         </w:tc>
         <w:tc>
           <w:tcPr>
-            <w:tcW w:type="dxa" w:w="1157"/>
+            <w:tcW w:type="dxa" w:w="1585"/>
             <w:tcMar>
               <w:top w:type="dxa" w:w="50"/>
               <w:left w:type="dxa" w:w="100"/>
@@ -6483,34 +6313,7 @@
         </w:tc>
         <w:tc>
           <w:tcPr>
-            <w:tcW w:type="dxa" w:w="2602"/>
-            <w:tcMar>
-              <w:top w:type="dxa" w:w="50"/>
-              <w:left w:type="dxa" w:w="100"/>
-              <w:bottom w:type="dxa" w:w="50"/>
-              <w:right w:type="dxa" w:w="100"/>
-            </w:tcMar>
-            <w:vAlign w:val="center"/>
-          </w:tcPr>
-          <w:p>
-            <w:pPr>
-              <w:spacing w:after="0" w:line="252"/>
-              <w:jc w:val="center"/>
-            </w:pPr>
-            <w:r>
-              <w:rPr>
-                <w:rFonts w:ascii="Calibri" w:cs="Calibri" w:eastAsia="Calibri" w:hAnsi="Calibri"/>
-                <w:color w:val="222222"/>
-                <w:sz w:val="19"/>
-                <w:szCs w:val="19"/>
-              </w:rPr>
-              <w:t xml:space="preserve">610 &lt; 700</w:t>
-            </w:r>
-          </w:p>
-        </w:tc>
-        <w:tc>
-          <w:tcPr>
-            <w:tcW w:type="dxa" w:w="2313"/>
+            <w:tcW w:type="dxa" w:w="3168"/>
             <w:tcMar>
               <w:top w:type="dxa" w:w="50"/>
               <w:left w:type="dxa" w:w="100"/>
@@ -6542,7 +6345,7 @@
         </w:trPr>
         <w:tc>
           <w:tcPr>
-            <w:tcW w:type="dxa" w:w="1253"/>
+            <w:tcW w:type="dxa" w:w="1716"/>
             <w:tcMar>
               <w:top w:type="dxa" w:w="50"/>
               <w:left w:type="dxa" w:w="100"/>
@@ -6569,7 +6372,7 @@
         </w:tc>
         <w:tc>
           <w:tcPr>
-            <w:tcW w:type="dxa" w:w="771"/>
+            <w:tcW w:type="dxa" w:w="1056"/>
             <w:tcMar>
               <w:top w:type="dxa" w:w="50"/>
               <w:left w:type="dxa" w:w="100"/>
@@ -6596,7 +6399,7 @@
         </w:tc>
         <w:tc>
           <w:tcPr>
-            <w:tcW w:type="dxa" w:w="771"/>
+            <w:tcW w:type="dxa" w:w="1056"/>
             <w:tcMar>
               <w:top w:type="dxa" w:w="50"/>
               <w:left w:type="dxa" w:w="100"/>
@@ -6623,7 +6426,7 @@
         </w:tc>
         <w:tc>
           <w:tcPr>
-            <w:tcW w:type="dxa" w:w="771"/>
+            <w:tcW w:type="dxa" w:w="1056"/>
             <w:tcMar>
               <w:top w:type="dxa" w:w="50"/>
               <w:left w:type="dxa" w:w="100"/>
@@ -6650,7 +6453,7 @@
         </w:tc>
         <w:tc>
           <w:tcPr>
-            <w:tcW w:type="dxa" w:w="1157"/>
+            <w:tcW w:type="dxa" w:w="1585"/>
             <w:tcMar>
               <w:top w:type="dxa" w:w="50"/>
               <w:left w:type="dxa" w:w="100"/>
@@ -6677,34 +6480,7 @@
         </w:tc>
         <w:tc>
           <w:tcPr>
-            <w:tcW w:type="dxa" w:w="2602"/>
-            <w:tcMar>
-              <w:top w:type="dxa" w:w="50"/>
-              <w:left w:type="dxa" w:w="100"/>
-              <w:bottom w:type="dxa" w:w="50"/>
-              <w:right w:type="dxa" w:w="100"/>
-            </w:tcMar>
-            <w:vAlign w:val="center"/>
-          </w:tcPr>
-          <w:p>
-            <w:pPr>
-              <w:spacing w:after="0" w:line="252"/>
-              <w:jc w:val="center"/>
-            </w:pPr>
-            <w:r>
-              <w:rPr>
-                <w:rFonts w:ascii="Calibri" w:cs="Calibri" w:eastAsia="Calibri" w:hAnsi="Calibri"/>
-                <w:color w:val="222222"/>
-                <w:sz w:val="19"/>
-                <w:szCs w:val="19"/>
-              </w:rPr>
-              <w:t xml:space="preserve">905 &gt; 700</w:t>
-            </w:r>
-          </w:p>
-        </w:tc>
-        <w:tc>
-          <w:tcPr>
-            <w:tcW w:type="dxa" w:w="2313"/>
+            <w:tcW w:type="dxa" w:w="3168"/>
             <w:tcMar>
               <w:top w:type="dxa" w:w="50"/>
               <w:left w:type="dxa" w:w="100"/>
@@ -6736,7 +6512,7 @@
         </w:trPr>
         <w:tc>
           <w:tcPr>
-            <w:tcW w:type="dxa" w:w="1253"/>
+            <w:tcW w:type="dxa" w:w="1716"/>
             <w:tcMar>
               <w:top w:type="dxa" w:w="50"/>
               <w:left w:type="dxa" w:w="100"/>
@@ -6763,7 +6539,7 @@
         </w:tc>
         <w:tc>
           <w:tcPr>
-            <w:tcW w:type="dxa" w:w="771"/>
+            <w:tcW w:type="dxa" w:w="1056"/>
             <w:tcMar>
               <w:top w:type="dxa" w:w="50"/>
               <w:left w:type="dxa" w:w="100"/>
@@ -6790,7 +6566,7 @@
         </w:tc>
         <w:tc>
           <w:tcPr>
-            <w:tcW w:type="dxa" w:w="771"/>
+            <w:tcW w:type="dxa" w:w="1056"/>
             <w:tcMar>
               <w:top w:type="dxa" w:w="50"/>
               <w:left w:type="dxa" w:w="100"/>
@@ -6817,7 +6593,7 @@
         </w:tc>
         <w:tc>
           <w:tcPr>
-            <w:tcW w:type="dxa" w:w="771"/>
+            <w:tcW w:type="dxa" w:w="1056"/>
             <w:tcMar>
               <w:top w:type="dxa" w:w="50"/>
               <w:left w:type="dxa" w:w="100"/>
@@ -6844,7 +6620,7 @@
         </w:tc>
         <w:tc>
           <w:tcPr>
-            <w:tcW w:type="dxa" w:w="1157"/>
+            <w:tcW w:type="dxa" w:w="1585"/>
             <w:tcMar>
               <w:top w:type="dxa" w:w="50"/>
               <w:left w:type="dxa" w:w="100"/>
@@ -6871,34 +6647,7 @@
         </w:tc>
         <w:tc>
           <w:tcPr>
-            <w:tcW w:type="dxa" w:w="2602"/>
-            <w:tcMar>
-              <w:top w:type="dxa" w:w="50"/>
-              <w:left w:type="dxa" w:w="100"/>
-              <w:bottom w:type="dxa" w:w="50"/>
-              <w:right w:type="dxa" w:w="100"/>
-            </w:tcMar>
-            <w:vAlign w:val="center"/>
-          </w:tcPr>
-          <w:p>
-            <w:pPr>
-              <w:spacing w:after="0" w:line="252"/>
-              <w:jc w:val="center"/>
-            </w:pPr>
-            <w:r>
-              <w:rPr>
-                <w:rFonts w:ascii="Calibri" w:cs="Calibri" w:eastAsia="Calibri" w:hAnsi="Calibri"/>
-                <w:color w:val="222222"/>
-                <w:sz w:val="19"/>
-                <w:szCs w:val="19"/>
-              </w:rPr>
-              <w:t xml:space="preserve">750 &gt; 700</w:t>
-            </w:r>
-          </w:p>
-        </w:tc>
-        <w:tc>
-          <w:tcPr>
-            <w:tcW w:type="dxa" w:w="2313"/>
+            <w:tcW w:type="dxa" w:w="3168"/>
             <w:tcMar>
               <w:top w:type="dxa" w:w="50"/>
               <w:left w:type="dxa" w:w="100"/>
@@ -6930,7 +6679,7 @@
         </w:trPr>
         <w:tc>
           <w:tcPr>
-            <w:tcW w:type="dxa" w:w="1253"/>
+            <w:tcW w:type="dxa" w:w="1716"/>
             <w:tcMar>
               <w:top w:type="dxa" w:w="50"/>
               <w:left w:type="dxa" w:w="100"/>
@@ -6957,7 +6706,7 @@
         </w:tc>
         <w:tc>
           <w:tcPr>
-            <w:tcW w:type="dxa" w:w="771"/>
+            <w:tcW w:type="dxa" w:w="1056"/>
             <w:tcMar>
               <w:top w:type="dxa" w:w="50"/>
               <w:left w:type="dxa" w:w="100"/>
@@ -6984,7 +6733,7 @@
         </w:tc>
         <w:tc>
           <w:tcPr>
-            <w:tcW w:type="dxa" w:w="771"/>
+            <w:tcW w:type="dxa" w:w="1056"/>
             <w:tcMar>
               <w:top w:type="dxa" w:w="50"/>
               <w:left w:type="dxa" w:w="100"/>
@@ -7011,70 +6760,43 @@
         </w:tc>
         <w:tc>
           <w:tcPr>
-            <w:tcW w:type="dxa" w:w="771"/>
-            <w:tcMar>
-              <w:top w:type="dxa" w:w="50"/>
-              <w:left w:type="dxa" w:w="100"/>
-              <w:bottom w:type="dxa" w:w="50"/>
-              <w:right w:type="dxa" w:w="100"/>
-            </w:tcMar>
-            <w:vAlign w:val="center"/>
-          </w:tcPr>
-          <w:p>
-            <w:pPr>
-              <w:spacing w:after="0" w:line="252"/>
-              <w:jc w:val="center"/>
-            </w:pPr>
-          </w:p>
-        </w:tc>
-        <w:tc>
-          <w:tcPr>
-            <w:tcW w:type="dxa" w:w="1157"/>
-            <w:tcMar>
-              <w:top w:type="dxa" w:w="50"/>
-              <w:left w:type="dxa" w:w="100"/>
-              <w:bottom w:type="dxa" w:w="50"/>
-              <w:right w:type="dxa" w:w="100"/>
-            </w:tcMar>
-            <w:vAlign w:val="center"/>
-          </w:tcPr>
-          <w:p>
-            <w:pPr>
-              <w:spacing w:after="0" w:line="252"/>
-              <w:jc w:val="center"/>
-            </w:pPr>
-          </w:p>
-        </w:tc>
-        <w:tc>
-          <w:tcPr>
-            <w:tcW w:type="dxa" w:w="2602"/>
-            <w:tcMar>
-              <w:top w:type="dxa" w:w="50"/>
-              <w:left w:type="dxa" w:w="100"/>
-              <w:bottom w:type="dxa" w:w="50"/>
-              <w:right w:type="dxa" w:w="100"/>
-            </w:tcMar>
-            <w:vAlign w:val="center"/>
-          </w:tcPr>
-          <w:p>
-            <w:pPr>
-              <w:spacing w:after="0" w:line="252"/>
-              <w:jc w:val="center"/>
-            </w:pPr>
-            <w:r>
-              <w:rPr>
-                <w:rFonts w:ascii="Calibri" w:cs="Calibri" w:eastAsia="Calibri" w:hAnsi="Calibri"/>
-                <w:color w:val="222222"/>
-                <w:sz w:val="19"/>
-                <w:szCs w:val="19"/>
-              </w:rPr>
-              <w:t xml:space="preserve">lo &gt; hi: Schleife endet</w:t>
-            </w:r>
-          </w:p>
-        </w:tc>
-        <w:tc>
-          <w:tcPr>
-            <w:tcW w:type="dxa" w:w="2313"/>
+            <w:tcW w:type="dxa" w:w="1056"/>
+            <w:tcMar>
+              <w:top w:type="dxa" w:w="50"/>
+              <w:left w:type="dxa" w:w="100"/>
+              <w:bottom w:type="dxa" w:w="50"/>
+              <w:right w:type="dxa" w:w="100"/>
+            </w:tcMar>
+            <w:vAlign w:val="center"/>
+          </w:tcPr>
+          <w:p>
+            <w:pPr>
+              <w:spacing w:after="0" w:line="252"/>
+              <w:jc w:val="center"/>
+            </w:pPr>
+          </w:p>
+        </w:tc>
+        <w:tc>
+          <w:tcPr>
+            <w:tcW w:type="dxa" w:w="1585"/>
+            <w:tcMar>
+              <w:top w:type="dxa" w:w="50"/>
+              <w:left w:type="dxa" w:w="100"/>
+              <w:bottom w:type="dxa" w:w="50"/>
+              <w:right w:type="dxa" w:w="100"/>
+            </w:tcMar>
+            <w:vAlign w:val="center"/>
+          </w:tcPr>
+          <w:p>
+            <w:pPr>
+              <w:spacing w:after="0" w:line="252"/>
+              <w:jc w:val="center"/>
+            </w:pPr>
+          </w:p>
+        </w:tc>
+        <w:tc>
+          <w:tcPr>
+            <w:tcW w:type="dxa" w:w="3168"/>
             <w:tcMar>
               <w:top w:type="dxa" w:w="50"/>
               <w:left w:type="dxa" w:w="100"/>

--- a/materialien/Welt2_Rangliste/5_Loesungen/AQ_W2_AB3_LSG.docx
+++ b/materialien/Welt2_Rangliste/5_Loesungen/AQ_W2_AB3_LSG.docx
@@ -9270,6 +9270,649 @@
         <w:spacing w:after="0" w:before="0" w:line="80" w:lineRule="exact"/>
       </w:pPr>
     </w:p>
+    <w:p>
+      <w:pPr>
+        <w:keepNext/>
+        <w:spacing w:after="80" w:before="140"/>
+      </w:pPr>
+      <w:r>
+        <w:rPr>
+          <w:rFonts w:ascii="Calibri" w:cs="Calibri" w:eastAsia="Calibri" w:hAnsi="Calibri"/>
+          <w:b/>
+          <w:bCs/>
+          <w:color w:val="1F4E79"/>
+          <w:sz w:val="24"/>
+          <w:szCs w:val="24"/>
+        </w:rPr>
+        <w:t xml:space="preserve">Teil C – Speicherbedarf (nur Leistungskurs, eA)</w:t>
+      </w:r>
+    </w:p>
+    <w:p>
+      <w:pPr>
+        <w:keepNext/>
+        <w:spacing w:after="80" w:before="140"/>
+      </w:pPr>
+      <w:r>
+        <w:rPr>
+          <w:rFonts w:ascii="Calibri" w:cs="Calibri" w:eastAsia="Calibri" w:hAnsi="Calibri"/>
+          <w:b/>
+          <w:bCs/>
+          <w:color w:val="1F4E79"/>
+          <w:sz w:val="24"/>
+          <w:szCs w:val="24"/>
+        </w:rPr>
+        <w:t xml:space="preserve">Aufgabe 8 – Wie viel Platz extra? (6 BE)</w:t>
+      </w:r>
+    </w:p>
+    <w:p>
+      <w:pPr>
+        <w:spacing w:after="100" w:line="264"/>
+      </w:pPr>
+      <w:r>
+        <w:rPr>
+          <w:rFonts w:ascii="Calibri" w:cs="Calibri" w:eastAsia="Calibri" w:hAnsi="Calibri"/>
+          <w:b/>
+          <w:bCs/>
+          <w:color w:val="222222"/>
+          <w:sz w:val="22"/>
+          <w:szCs w:val="22"/>
+        </w:rPr>
+        <w:t xml:space="preserve">a)</w:t>
+      </w:r>
+      <w:r>
+        <w:rPr>
+          <w:rFonts w:ascii="Calibri" w:cs="Calibri" w:eastAsia="Calibri" w:hAnsi="Calibri"/>
+          <w:color w:val="222222"/>
+          <w:sz w:val="22"/>
+          <w:szCs w:val="22"/>
+        </w:rPr>
+        <w:t xml:space="preserve"> </w:t>
+      </w:r>
+      <w:r>
+        <w:rPr>
+          <w:rFonts w:ascii="Calibri" w:cs="Calibri" w:eastAsia="Calibri" w:hAnsi="Calibri"/>
+          <w:color w:val="222222"/>
+          <w:sz w:val="22"/>
+          <w:szCs w:val="22"/>
+        </w:rPr>
+        <w:t xml:space="preserve">hoechstePunktzahl()</w:t>
+      </w:r>
+      <w:r>
+        <w:rPr>
+          <w:rFonts w:ascii="Calibri" w:cs="Calibri" w:eastAsia="Calibri" w:hAnsi="Calibri"/>
+          <w:color w:val="222222"/>
+          <w:sz w:val="22"/>
+          <w:szCs w:val="22"/>
+        </w:rPr>
+        <w:t xml:space="preserve">: </w:t>
+      </w:r>
+      <w:r>
+        <w:rPr>
+          <w:rFonts w:ascii="Calibri" w:cs="Calibri" w:eastAsia="Calibri" w:hAnsi="Calibri"/>
+          <w:b/>
+          <w:bCs/>
+          <w:color w:val="222222"/>
+          <w:sz w:val="22"/>
+          <w:szCs w:val="22"/>
+        </w:rPr>
+        <w:t xml:space="preserve">konstant</w:t>
+      </w:r>
+      <w:r>
+        <w:rPr>
+          <w:rFonts w:ascii="Calibri" w:cs="Calibri" w:eastAsia="Calibri" w:hAnsi="Calibri"/>
+          <w:color w:val="222222"/>
+          <w:sz w:val="22"/>
+          <w:szCs w:val="22"/>
+        </w:rPr>
+        <w:t xml:space="preserve"> – nur </w:t>
+      </w:r>
+      <w:r>
+        <w:rPr>
+          <w:rFonts w:ascii="Calibri" w:cs="Calibri" w:eastAsia="Calibri" w:hAnsi="Calibri"/>
+          <w:color w:val="222222"/>
+          <w:sz w:val="22"/>
+          <w:szCs w:val="22"/>
+        </w:rPr>
+        <w:t xml:space="preserve">max</w:t>
+      </w:r>
+      <w:r>
+        <w:rPr>
+          <w:rFonts w:ascii="Calibri" w:cs="Calibri" w:eastAsia="Calibri" w:hAnsi="Calibri"/>
+          <w:color w:val="222222"/>
+          <w:sz w:val="22"/>
+          <w:szCs w:val="22"/>
+        </w:rPr>
+        <w:t xml:space="preserve"> und der Laufindex, unabhängig von n. </w:t>
+      </w:r>
+      <w:r>
+        <w:rPr>
+          <w:rFonts w:ascii="Calibri" w:cs="Calibri" w:eastAsia="Calibri" w:hAnsi="Calibri"/>
+          <w:color w:val="222222"/>
+          <w:sz w:val="22"/>
+          <w:szCs w:val="22"/>
+        </w:rPr>
+        <w:t xml:space="preserve">selectionSort()</w:t>
+      </w:r>
+      <w:r>
+        <w:rPr>
+          <w:rFonts w:ascii="Calibri" w:cs="Calibri" w:eastAsia="Calibri" w:hAnsi="Calibri"/>
+          <w:color w:val="222222"/>
+          <w:sz w:val="22"/>
+          <w:szCs w:val="22"/>
+        </w:rPr>
+        <w:t xml:space="preserve">: </w:t>
+      </w:r>
+      <w:r>
+        <w:rPr>
+          <w:rFonts w:ascii="Calibri" w:cs="Calibri" w:eastAsia="Calibri" w:hAnsi="Calibri"/>
+          <w:b/>
+          <w:bCs/>
+          <w:color w:val="222222"/>
+          <w:sz w:val="22"/>
+          <w:szCs w:val="22"/>
+        </w:rPr>
+        <w:t xml:space="preserve">konstant</w:t>
+      </w:r>
+      <w:r>
+        <w:rPr>
+          <w:rFonts w:ascii="Calibri" w:cs="Calibri" w:eastAsia="Calibri" w:hAnsi="Calibri"/>
+          <w:color w:val="222222"/>
+          <w:sz w:val="22"/>
+          <w:szCs w:val="22"/>
+        </w:rPr>
+        <w:t xml:space="preserve"> – getauscht wird innerhalb der Reihung, dazu nur </w:t>
+      </w:r>
+      <w:r>
+        <w:rPr>
+          <w:rFonts w:ascii="Calibri" w:cs="Calibri" w:eastAsia="Calibri" w:hAnsi="Calibri"/>
+          <w:color w:val="222222"/>
+          <w:sz w:val="22"/>
+          <w:szCs w:val="22"/>
+        </w:rPr>
+        <w:t xml:space="preserve">i</w:t>
+      </w:r>
+      <w:r>
+        <w:rPr>
+          <w:rFonts w:ascii="Calibri" w:cs="Calibri" w:eastAsia="Calibri" w:hAnsi="Calibri"/>
+          <w:color w:val="222222"/>
+          <w:sz w:val="22"/>
+          <w:szCs w:val="22"/>
+        </w:rPr>
+        <w:t xml:space="preserve">, </w:t>
+      </w:r>
+      <w:r>
+        <w:rPr>
+          <w:rFonts w:ascii="Calibri" w:cs="Calibri" w:eastAsia="Calibri" w:hAnsi="Calibri"/>
+          <w:color w:val="222222"/>
+          <w:sz w:val="22"/>
+          <w:szCs w:val="22"/>
+        </w:rPr>
+        <w:t xml:space="preserve">j</w:t>
+      </w:r>
+      <w:r>
+        <w:rPr>
+          <w:rFonts w:ascii="Calibri" w:cs="Calibri" w:eastAsia="Calibri" w:hAnsi="Calibri"/>
+          <w:color w:val="222222"/>
+          <w:sz w:val="22"/>
+          <w:szCs w:val="22"/>
+        </w:rPr>
+        <w:t xml:space="preserve">, der Index des Besten und eine Tauschvariable. </w:t>
+      </w:r>
+      <w:r>
+        <w:rPr>
+          <w:rFonts w:ascii="Calibri" w:cs="Calibri" w:eastAsia="Calibri" w:hAnsi="Calibri"/>
+          <w:color w:val="222222"/>
+          <w:sz w:val="22"/>
+          <w:szCs w:val="22"/>
+        </w:rPr>
+        <w:t xml:space="preserve">kopie()</w:t>
+      </w:r>
+      <w:r>
+        <w:rPr>
+          <w:rFonts w:ascii="Calibri" w:cs="Calibri" w:eastAsia="Calibri" w:hAnsi="Calibri"/>
+          <w:color w:val="222222"/>
+          <w:sz w:val="22"/>
+          <w:szCs w:val="22"/>
+        </w:rPr>
+        <w:t xml:space="preserve">: </w:t>
+      </w:r>
+      <w:r>
+        <w:rPr>
+          <w:rFonts w:ascii="Calibri" w:cs="Calibri" w:eastAsia="Calibri" w:hAnsi="Calibri"/>
+          <w:b/>
+          <w:bCs/>
+          <w:color w:val="222222"/>
+          <w:sz w:val="22"/>
+          <w:szCs w:val="22"/>
+        </w:rPr>
+        <w:t xml:space="preserve">linear</w:t>
+      </w:r>
+      <w:r>
+        <w:rPr>
+          <w:rFonts w:ascii="Calibri" w:cs="Calibri" w:eastAsia="Calibri" w:hAnsi="Calibri"/>
+          <w:color w:val="222222"/>
+          <w:sz w:val="22"/>
+          <w:szCs w:val="22"/>
+        </w:rPr>
+        <w:t xml:space="preserve"> – die neue Reihung hat </w:t>
+      </w:r>
+      <w:r>
+        <w:rPr>
+          <w:rFonts w:ascii="Calibri" w:cs="Calibri" w:eastAsia="Calibri" w:hAnsi="Calibri"/>
+          <w:color w:val="222222"/>
+          <w:sz w:val="22"/>
+          <w:szCs w:val="22"/>
+        </w:rPr>
+        <w:t xml:space="preserve">anzahl</w:t>
+      </w:r>
+      <w:r>
+        <w:rPr>
+          <w:rFonts w:ascii="Calibri" w:cs="Calibri" w:eastAsia="Calibri" w:hAnsi="Calibri"/>
+          <w:color w:val="222222"/>
+          <w:sz w:val="22"/>
+          <w:szCs w:val="22"/>
+        </w:rPr>
+        <w:t xml:space="preserve"> = n Felder. Turniertabelle: </w:t>
+      </w:r>
+      <w:r>
+        <w:rPr>
+          <w:rFonts w:ascii="Calibri" w:cs="Calibri" w:eastAsia="Calibri" w:hAnsi="Calibri"/>
+          <w:b/>
+          <w:bCs/>
+          <w:color w:val="222222"/>
+          <w:sz w:val="22"/>
+          <w:szCs w:val="22"/>
+        </w:rPr>
+        <w:t xml:space="preserve">quadratisch</w:t>
+      </w:r>
+      <w:r>
+        <w:rPr>
+          <w:rFonts w:ascii="Calibri" w:cs="Calibri" w:eastAsia="Calibri" w:hAnsi="Calibri"/>
+          <w:color w:val="222222"/>
+          <w:sz w:val="22"/>
+          <w:szCs w:val="22"/>
+        </w:rPr>
+        <w:t xml:space="preserve"> – n · n Felder (je 1 BE).</w:t>
+      </w:r>
+    </w:p>
+    <w:p>
+      <w:pPr>
+        <w:spacing w:after="100" w:line="264"/>
+      </w:pPr>
+      <w:r>
+        <w:rPr>
+          <w:rFonts w:ascii="Calibri" w:cs="Calibri" w:eastAsia="Calibri" w:hAnsi="Calibri"/>
+          <w:b/>
+          <w:bCs/>
+          <w:color w:val="222222"/>
+          <w:sz w:val="22"/>
+          <w:szCs w:val="22"/>
+        </w:rPr>
+        <w:t xml:space="preserve">b)</w:t>
+      </w:r>
+      <w:r>
+        <w:rPr>
+          <w:rFonts w:ascii="Calibri" w:cs="Calibri" w:eastAsia="Calibri" w:hAnsi="Calibri"/>
+          <w:color w:val="222222"/>
+          <w:sz w:val="22"/>
+          <w:szCs w:val="22"/>
+        </w:rPr>
+        <w:t xml:space="preserve"> n = 30: 30 · 30 = </w:t>
+      </w:r>
+      <w:r>
+        <w:rPr>
+          <w:rFonts w:ascii="Calibri" w:cs="Calibri" w:eastAsia="Calibri" w:hAnsi="Calibri"/>
+          <w:b/>
+          <w:bCs/>
+          <w:color w:val="222222"/>
+          <w:sz w:val="22"/>
+          <w:szCs w:val="22"/>
+        </w:rPr>
+        <w:t xml:space="preserve">900</w:t>
+      </w:r>
+      <w:r>
+        <w:rPr>
+          <w:rFonts w:ascii="Calibri" w:cs="Calibri" w:eastAsia="Calibri" w:hAnsi="Calibri"/>
+          <w:color w:val="222222"/>
+          <w:sz w:val="22"/>
+          <w:szCs w:val="22"/>
+        </w:rPr>
+        <w:t xml:space="preserve"> Felder, n = 60: </w:t>
+      </w:r>
+      <w:r>
+        <w:rPr>
+          <w:rFonts w:ascii="Calibri" w:cs="Calibri" w:eastAsia="Calibri" w:hAnsi="Calibri"/>
+          <w:b/>
+          <w:bCs/>
+          <w:color w:val="222222"/>
+          <w:sz w:val="22"/>
+          <w:szCs w:val="22"/>
+        </w:rPr>
+        <w:t xml:space="preserve">3600</w:t>
+      </w:r>
+      <w:r>
+        <w:rPr>
+          <w:rFonts w:ascii="Calibri" w:cs="Calibri" w:eastAsia="Calibri" w:hAnsi="Calibri"/>
+          <w:color w:val="222222"/>
+          <w:sz w:val="22"/>
+          <w:szCs w:val="22"/>
+        </w:rPr>
+        <w:t xml:space="preserve"> Felder → Faktor </w:t>
+      </w:r>
+      <w:r>
+        <w:rPr>
+          <w:rFonts w:ascii="Calibri" w:cs="Calibri" w:eastAsia="Calibri" w:hAnsi="Calibri"/>
+          <w:b/>
+          <w:bCs/>
+          <w:color w:val="222222"/>
+          <w:sz w:val="22"/>
+          <w:szCs w:val="22"/>
+        </w:rPr>
+        <w:t xml:space="preserve">4</w:t>
+      </w:r>
+      <w:r>
+        <w:rPr>
+          <w:rFonts w:ascii="Calibri" w:cs="Calibri" w:eastAsia="Calibri" w:hAnsi="Calibri"/>
+          <w:color w:val="222222"/>
+          <w:sz w:val="22"/>
+          <w:szCs w:val="22"/>
+        </w:rPr>
+        <w:t xml:space="preserve">, denn (2n)² = 4n² (2 BE).</w:t>
+      </w:r>
+    </w:p>
+    <w:p>
+      <w:pPr>
+        <w:keepNext/>
+        <w:spacing w:after="80" w:before="140"/>
+      </w:pPr>
+      <w:r>
+        <w:rPr>
+          <w:rFonts w:ascii="Calibri" w:cs="Calibri" w:eastAsia="Calibri" w:hAnsi="Calibri"/>
+          <w:b/>
+          <w:bCs/>
+          <w:color w:val="1F4E79"/>
+          <w:sz w:val="24"/>
+          <w:szCs w:val="24"/>
+        </w:rPr>
+        <w:t xml:space="preserve">Aufgabe 9 – Zwei Detektoren beurteilen (8 BE)</w:t>
+      </w:r>
+    </w:p>
+    <w:p>
+      <w:pPr>
+        <w:spacing w:after="100" w:line="264"/>
+      </w:pPr>
+      <w:r>
+        <w:rPr>
+          <w:rFonts w:ascii="Calibri" w:cs="Calibri" w:eastAsia="Calibri" w:hAnsi="Calibri"/>
+          <w:b/>
+          <w:bCs/>
+          <w:color w:val="222222"/>
+          <w:sz w:val="22"/>
+          <w:szCs w:val="22"/>
+        </w:rPr>
+        <w:t xml:space="preserve">a)</w:t>
+      </w:r>
+      <w:r>
+        <w:rPr>
+          <w:rFonts w:ascii="Calibri" w:cs="Calibri" w:eastAsia="Calibri" w:hAnsi="Calibri"/>
+          <w:color w:val="222222"/>
+          <w:sz w:val="22"/>
+          <w:szCs w:val="22"/>
+        </w:rPr>
+        <w:t xml:space="preserve"> A prüft ohne Doppel alle Paare: n(n − 1)/2 = 200 · 199 / 2 = </w:t>
+      </w:r>
+      <w:r>
+        <w:rPr>
+          <w:rFonts w:ascii="Calibri" w:cs="Calibri" w:eastAsia="Calibri" w:hAnsi="Calibri"/>
+          <w:b/>
+          <w:bCs/>
+          <w:color w:val="222222"/>
+          <w:sz w:val="22"/>
+          <w:szCs w:val="22"/>
+        </w:rPr>
+        <w:t xml:space="preserve">19 900</w:t>
+      </w:r>
+      <w:r>
+        <w:rPr>
+          <w:rFonts w:ascii="Calibri" w:cs="Calibri" w:eastAsia="Calibri" w:hAnsi="Calibri"/>
+          <w:color w:val="222222"/>
+          <w:sz w:val="22"/>
+          <w:szCs w:val="22"/>
+        </w:rPr>
+        <w:t xml:space="preserve"> Vergleiche; B fragt jeden Wert einmal ab: </w:t>
+      </w:r>
+      <w:r>
+        <w:rPr>
+          <w:rFonts w:ascii="Calibri" w:cs="Calibri" w:eastAsia="Calibri" w:hAnsi="Calibri"/>
+          <w:b/>
+          <w:bCs/>
+          <w:color w:val="222222"/>
+          <w:sz w:val="22"/>
+          <w:szCs w:val="22"/>
+        </w:rPr>
+        <w:t xml:space="preserve">200</w:t>
+      </w:r>
+      <w:r>
+        <w:rPr>
+          <w:rFonts w:ascii="Calibri" w:cs="Calibri" w:eastAsia="Calibri" w:hAnsi="Calibri"/>
+          <w:color w:val="222222"/>
+          <w:sz w:val="22"/>
+          <w:szCs w:val="22"/>
+        </w:rPr>
+        <w:t xml:space="preserve"> Abfragen (2 BE; Werte mit einer Java-Fassung beider Verfahren nachgezählt).</w:t>
+      </w:r>
+    </w:p>
+    <w:p>
+      <w:pPr>
+        <w:spacing w:after="100" w:line="264"/>
+      </w:pPr>
+      <w:r>
+        <w:rPr>
+          <w:rFonts w:ascii="Calibri" w:cs="Calibri" w:eastAsia="Calibri" w:hAnsi="Calibri"/>
+          <w:b/>
+          <w:bCs/>
+          <w:color w:val="222222"/>
+          <w:sz w:val="22"/>
+          <w:szCs w:val="22"/>
+        </w:rPr>
+        <w:t xml:space="preserve">b)</w:t>
+      </w:r>
+      <w:r>
+        <w:rPr>
+          <w:rFonts w:ascii="Calibri" w:cs="Calibri" w:eastAsia="Calibri" w:hAnsi="Calibri"/>
+          <w:color w:val="222222"/>
+          <w:sz w:val="22"/>
+          <w:szCs w:val="22"/>
+        </w:rPr>
+        <w:t xml:space="preserve"> A: </w:t>
+      </w:r>
+      <w:r>
+        <w:rPr>
+          <w:rFonts w:ascii="Calibri" w:cs="Calibri" w:eastAsia="Calibri" w:hAnsi="Calibri"/>
+          <w:b/>
+          <w:bCs/>
+          <w:color w:val="222222"/>
+          <w:sz w:val="22"/>
+          <w:szCs w:val="22"/>
+        </w:rPr>
+        <w:t xml:space="preserve">konstant</w:t>
+      </w:r>
+      <w:r>
+        <w:rPr>
+          <w:rFonts w:ascii="Calibri" w:cs="Calibri" w:eastAsia="Calibri" w:hAnsi="Calibri"/>
+          <w:color w:val="222222"/>
+          <w:sz w:val="22"/>
+          <w:szCs w:val="22"/>
+        </w:rPr>
+        <w:t xml:space="preserve"> – keine zusätzliche Reihung, nur </w:t>
+      </w:r>
+      <w:r>
+        <w:rPr>
+          <w:rFonts w:ascii="Calibri" w:cs="Calibri" w:eastAsia="Calibri" w:hAnsi="Calibri"/>
+          <w:color w:val="222222"/>
+          <w:sz w:val="22"/>
+          <w:szCs w:val="22"/>
+        </w:rPr>
+        <w:t xml:space="preserve">i</w:t>
+      </w:r>
+      <w:r>
+        <w:rPr>
+          <w:rFonts w:ascii="Calibri" w:cs="Calibri" w:eastAsia="Calibri" w:hAnsi="Calibri"/>
+          <w:color w:val="222222"/>
+          <w:sz w:val="22"/>
+          <w:szCs w:val="22"/>
+        </w:rPr>
+        <w:t xml:space="preserve"> und </w:t>
+      </w:r>
+      <w:r>
+        <w:rPr>
+          <w:rFonts w:ascii="Calibri" w:cs="Calibri" w:eastAsia="Calibri" w:hAnsi="Calibri"/>
+          <w:color w:val="222222"/>
+          <w:sz w:val="22"/>
+          <w:szCs w:val="22"/>
+        </w:rPr>
+        <w:t xml:space="preserve">j</w:t>
+      </w:r>
+      <w:r>
+        <w:rPr>
+          <w:rFonts w:ascii="Calibri" w:cs="Calibri" w:eastAsia="Calibri" w:hAnsi="Calibri"/>
+          <w:color w:val="222222"/>
+          <w:sz w:val="22"/>
+          <w:szCs w:val="22"/>
+        </w:rPr>
+        <w:t xml:space="preserve">. B: eine Reihung mit </w:t>
+      </w:r>
+      <w:r>
+        <w:rPr>
+          <w:rFonts w:ascii="Calibri" w:cs="Calibri" w:eastAsia="Calibri" w:hAnsi="Calibri"/>
+          <w:b/>
+          <w:bCs/>
+          <w:color w:val="222222"/>
+          <w:sz w:val="22"/>
+          <w:szCs w:val="22"/>
+        </w:rPr>
+        <w:t xml:space="preserve">1001</w:t>
+      </w:r>
+      <w:r>
+        <w:rPr>
+          <w:rFonts w:ascii="Calibri" w:cs="Calibri" w:eastAsia="Calibri" w:hAnsi="Calibri"/>
+          <w:color w:val="222222"/>
+          <w:sz w:val="22"/>
+          <w:szCs w:val="22"/>
+        </w:rPr>
+        <w:t xml:space="preserve"> Feldern – unabhängig von n, abhängig vom Wertebereich 0 … 1000 (2 BE).</w:t>
+      </w:r>
+    </w:p>
+    <w:p>
+      <w:pPr>
+        <w:spacing w:after="100" w:line="264"/>
+      </w:pPr>
+      <w:r>
+        <w:rPr>
+          <w:rFonts w:ascii="Calibri" w:cs="Calibri" w:eastAsia="Calibri" w:hAnsi="Calibri"/>
+          <w:b/>
+          <w:bCs/>
+          <w:color w:val="222222"/>
+          <w:sz w:val="22"/>
+          <w:szCs w:val="22"/>
+        </w:rPr>
+        <w:t xml:space="preserve">c) Erwartung (4 BE):</w:t>
+      </w:r>
+      <w:r>
+        <w:rPr>
+          <w:rFonts w:ascii="Calibri" w:cs="Calibri" w:eastAsia="Calibri" w:hAnsi="Calibri"/>
+          <w:color w:val="222222"/>
+          <w:sz w:val="22"/>
+          <w:szCs w:val="22"/>
+        </w:rPr>
+        <w:t xml:space="preserve"> Operationen: A wächst </w:t>
+      </w:r>
+      <w:r>
+        <w:rPr>
+          <w:rFonts w:ascii="Calibri" w:cs="Calibri" w:eastAsia="Calibri" w:hAnsi="Calibri"/>
+          <w:b/>
+          <w:bCs/>
+          <w:color w:val="222222"/>
+          <w:sz w:val="22"/>
+          <w:szCs w:val="22"/>
+        </w:rPr>
+        <w:t xml:space="preserve">quadratisch</w:t>
+      </w:r>
+      <w:r>
+        <w:rPr>
+          <w:rFonts w:ascii="Calibri" w:cs="Calibri" w:eastAsia="Calibri" w:hAnsi="Calibri"/>
+          <w:color w:val="222222"/>
+          <w:sz w:val="22"/>
+          <w:szCs w:val="22"/>
+        </w:rPr>
+        <w:t xml:space="preserve"> (doppeltes n → etwa vierfache Vergleiche), B </w:t>
+      </w:r>
+      <w:r>
+        <w:rPr>
+          <w:rFonts w:ascii="Calibri" w:cs="Calibri" w:eastAsia="Calibri" w:hAnsi="Calibri"/>
+          <w:b/>
+          <w:bCs/>
+          <w:color w:val="222222"/>
+          <w:sz w:val="22"/>
+          <w:szCs w:val="22"/>
+        </w:rPr>
+        <w:t xml:space="preserve">linear</w:t>
+      </w:r>
+      <w:r>
+        <w:rPr>
+          <w:rFonts w:ascii="Calibri" w:cs="Calibri" w:eastAsia="Calibri" w:hAnsi="Calibri"/>
+          <w:color w:val="222222"/>
+          <w:sz w:val="22"/>
+          <w:szCs w:val="22"/>
+        </w:rPr>
+        <w:t xml:space="preserve"> (doppeltes n → doppelte Abfragen). Speicher: A konstant, B fest 1001 Felder. </w:t>
+      </w:r>
+      <w:r>
+        <w:rPr>
+          <w:rFonts w:ascii="Calibri" w:cs="Calibri" w:eastAsia="Calibri" w:hAnsi="Calibri"/>
+          <w:b/>
+          <w:bCs/>
+          <w:color w:val="222222"/>
+          <w:sz w:val="22"/>
+          <w:szCs w:val="22"/>
+        </w:rPr>
+        <w:t xml:space="preserve">Urteil:</w:t>
+      </w:r>
+      <w:r>
+        <w:rPr>
+          <w:rFonts w:ascii="Calibri" w:cs="Calibri" w:eastAsia="Calibri" w:hAnsi="Calibri"/>
+          <w:color w:val="222222"/>
+          <w:sz w:val="22"/>
+          <w:szCs w:val="22"/>
+        </w:rPr>
+        <w:t xml:space="preserve"> Für große Ranglisten mit Punkten von 0 bis 1000 ist B klar effizienter – bei n = 100 000 knapp 5 · 10⁹ Vergleiche gegenüber 100 000 Abfragen, und 1001 Felder sind wenig. Bei sehr kleinem n spielt der Unterschied kaum eine Rolle (n = 10: höchstens 45 Vergleiche). Sind beliebige int-Werte erlaubt, bräuchte B rund 4,3 Milliarden Felder (2³²) – dann ist B ungeeignet, A (oder erst sortieren und Nachbarn vergleichen, Welt 3) ist vorzuziehen. Kernpunkte: beide Größen genannt · Abschätzung abhängig von n · Vergleich · situationsbezogenes, begründetes Urteil inkl. Wertebereich (je 1 BE).</w:t>
+      </w:r>
+    </w:p>
+    <w:p>
+      <w:pPr>
+        <w:spacing w:after="100" w:line="264"/>
+      </w:pPr>
+      <w:r>
+        <w:rPr>
+          <w:rFonts w:ascii="Calibri" w:cs="Calibri" w:eastAsia="Calibri" w:hAnsi="Calibri"/>
+          <w:b/>
+          <w:bCs/>
+          <w:color w:val="222222"/>
+          <w:sz w:val="22"/>
+          <w:szCs w:val="22"/>
+        </w:rPr>
+        <w:t xml:space="preserve">Typische Fehler:</w:t>
+      </w:r>
+      <w:r>
+        <w:rPr>
+          <w:rFonts w:ascii="Calibri" w:cs="Calibri" w:eastAsia="Calibri" w:hAnsi="Calibri"/>
+          <w:color w:val="222222"/>
+          <w:sz w:val="22"/>
+          <w:szCs w:val="22"/>
+        </w:rPr>
+        <w:t xml:space="preserve"> nur „B ist schneller“ ohne Speicher (P10: kein Urteil) · „B braucht n Felder“ (die Strichliste hängt vom Wertebereich ab) · Selectionsort wird zusätzlicher Speicher zugeschrieben.</w:t>
+      </w:r>
+    </w:p>
     <w:sectPr>
       <w:headerReference w:type="default" r:id="rId7"/>
       <w:footerReference w:type="default" r:id="rId8"/>
